--- a/uid document.docx
+++ b/uid document.docx
@@ -705,10 +705,6 @@
     <w:p>
       <w:pPr>
         <w:pStyle w:val="ListParagraph"/>
-        <w:numPr>
-          <w:ilvl w:val="1"/>
-          <w:numId w:val="3"/>
-        </w:numPr>
         <w:rPr>
           <w:rFonts w:ascii="Times New Roman" w:hAnsi="Times New Roman" w:cs="Times New Roman"/>
           <w:b/>
@@ -721,19 +717,8 @@
           <w:b/>
           <w:bCs/>
         </w:rPr>
-        <w:t>Project Summary</w:t>
-      </w:r>
-    </w:p>
-    <w:p>
-      <w:pPr>
-        <w:pStyle w:val="ListParagraph"/>
-        <w:ind w:left="1080"/>
-        <w:rPr>
-          <w:rFonts w:ascii="Times New Roman" w:hAnsi="Times New Roman" w:cs="Times New Roman"/>
-          <w:b/>
-          <w:bCs/>
-        </w:rPr>
-      </w:pPr>
+        <w:t>1.1 Project Summary</w:t>
+      </w:r>
     </w:p>
     <w:tbl>
       <w:tblPr>
@@ -1461,7 +1446,6 @@
                 <w:b/>
                 <w:bCs/>
               </w:rPr>
-              <w:lastRenderedPageBreak/>
               <w:t>Technology</w:t>
             </w:r>
           </w:p>
@@ -1600,6 +1584,7 @@
               <w:rPr>
                 <w:rFonts w:ascii="Times New Roman" w:hAnsi="Times New Roman" w:cs="Times New Roman"/>
               </w:rPr>
+              <w:lastRenderedPageBreak/>
               <w:t>CSS3</w:t>
             </w:r>
           </w:p>
@@ -2136,7 +2121,6 @@
         <w:rPr>
           <w:rFonts w:ascii="Times New Roman" w:hAnsi="Times New Roman" w:cs="Times New Roman"/>
         </w:rPr>
-        <w:lastRenderedPageBreak/>
         <w:t>The project contains 8 HTML pages, each dedicated to a specific Apple product or service category. All pages share a common navigation bar and footer via the shared style.css stylesheet.</w:t>
       </w:r>
     </w:p>
@@ -2205,6 +2189,7 @@
                 <w:b/>
                 <w:bCs/>
               </w:rPr>
+              <w:lastRenderedPageBreak/>
               <w:t>Page / File</w:t>
             </w:r>
           </w:p>
@@ -3235,7 +3220,6 @@
         <w:rPr>
           <w:rFonts w:ascii="Times New Roman" w:hAnsi="Times New Roman" w:cs="Times New Roman"/>
         </w:rPr>
-        <w:lastRenderedPageBreak/>
         <w:t>Shopping bag icon linking to the Store page</w:t>
       </w:r>
     </w:p>
@@ -3276,6 +3260,7 @@
         <w:rPr>
           <w:rFonts w:ascii="Times New Roman" w:hAnsi="Times New Roman" w:cs="Times New Roman"/>
         </w:rPr>
+        <w:lastRenderedPageBreak/>
         <w:t>The search.js file powers an interactive search overlay that activates when the search icon is clicked. Features include:</w:t>
       </w:r>
     </w:p>
@@ -4034,119 +4019,6 @@
       </w:pPr>
     </w:lvl>
   </w:abstractNum>
-  <w:abstractNum w:abstractNumId="2" w15:restartNumberingAfterBreak="0">
-    <w:nsid w:val="50F343E0"/>
-    <w:multiLevelType w:val="multilevel"/>
-    <w:tmpl w:val="6CC6732C"/>
-    <w:lvl w:ilvl="0">
-      <w:start w:val="1"/>
-      <w:numFmt w:val="decimal"/>
-      <w:lvlText w:val="%1"/>
-      <w:lvlJc w:val="left"/>
-      <w:pPr>
-        <w:ind w:left="360" w:hanging="360"/>
-      </w:pPr>
-      <w:rPr>
-        <w:rFonts w:hint="default"/>
-      </w:rPr>
-    </w:lvl>
-    <w:lvl w:ilvl="1">
-      <w:start w:val="1"/>
-      <w:numFmt w:val="decimal"/>
-      <w:lvlText w:val="%1.%2"/>
-      <w:lvlJc w:val="left"/>
-      <w:pPr>
-        <w:ind w:left="1080" w:hanging="360"/>
-      </w:pPr>
-      <w:rPr>
-        <w:rFonts w:hint="default"/>
-      </w:rPr>
-    </w:lvl>
-    <w:lvl w:ilvl="2">
-      <w:start w:val="1"/>
-      <w:numFmt w:val="decimal"/>
-      <w:lvlText w:val="%1.%2.%3"/>
-      <w:lvlJc w:val="left"/>
-      <w:pPr>
-        <w:ind w:left="2160" w:hanging="720"/>
-      </w:pPr>
-      <w:rPr>
-        <w:rFonts w:hint="default"/>
-      </w:rPr>
-    </w:lvl>
-    <w:lvl w:ilvl="3">
-      <w:start w:val="1"/>
-      <w:numFmt w:val="decimal"/>
-      <w:lvlText w:val="%1.%2.%3.%4"/>
-      <w:lvlJc w:val="left"/>
-      <w:pPr>
-        <w:ind w:left="2880" w:hanging="720"/>
-      </w:pPr>
-      <w:rPr>
-        <w:rFonts w:hint="default"/>
-      </w:rPr>
-    </w:lvl>
-    <w:lvl w:ilvl="4">
-      <w:start w:val="1"/>
-      <w:numFmt w:val="decimal"/>
-      <w:lvlText w:val="%1.%2.%3.%4.%5"/>
-      <w:lvlJc w:val="left"/>
-      <w:pPr>
-        <w:ind w:left="3960" w:hanging="1080"/>
-      </w:pPr>
-      <w:rPr>
-        <w:rFonts w:hint="default"/>
-      </w:rPr>
-    </w:lvl>
-    <w:lvl w:ilvl="5">
-      <w:start w:val="1"/>
-      <w:numFmt w:val="decimal"/>
-      <w:lvlText w:val="%1.%2.%3.%4.%5.%6"/>
-      <w:lvlJc w:val="left"/>
-      <w:pPr>
-        <w:ind w:left="4680" w:hanging="1080"/>
-      </w:pPr>
-      <w:rPr>
-        <w:rFonts w:hint="default"/>
-      </w:rPr>
-    </w:lvl>
-    <w:lvl w:ilvl="6">
-      <w:start w:val="1"/>
-      <w:numFmt w:val="decimal"/>
-      <w:lvlText w:val="%1.%2.%3.%4.%5.%6.%7"/>
-      <w:lvlJc w:val="left"/>
-      <w:pPr>
-        <w:ind w:left="5760" w:hanging="1440"/>
-      </w:pPr>
-      <w:rPr>
-        <w:rFonts w:hint="default"/>
-      </w:rPr>
-    </w:lvl>
-    <w:lvl w:ilvl="7">
-      <w:start w:val="1"/>
-      <w:numFmt w:val="decimal"/>
-      <w:lvlText w:val="%1.%2.%3.%4.%5.%6.%7.%8"/>
-      <w:lvlJc w:val="left"/>
-      <w:pPr>
-        <w:ind w:left="6480" w:hanging="1440"/>
-      </w:pPr>
-      <w:rPr>
-        <w:rFonts w:hint="default"/>
-      </w:rPr>
-    </w:lvl>
-    <w:lvl w:ilvl="8">
-      <w:start w:val="1"/>
-      <w:numFmt w:val="decimal"/>
-      <w:lvlText w:val="%1.%2.%3.%4.%5.%6.%7.%8.%9"/>
-      <w:lvlJc w:val="left"/>
-      <w:pPr>
-        <w:ind w:left="7560" w:hanging="1800"/>
-      </w:pPr>
-      <w:rPr>
-        <w:rFonts w:hint="default"/>
-      </w:rPr>
-    </w:lvl>
-  </w:abstractNum>
   <w:num w:numId="1" w16cid:durableId="1928419990">
     <w:abstractNumId w:val="1"/>
   </w:num>
@@ -4161,9 +4033,6 @@
     <w:lvlOverride w:ilvl="6"/>
     <w:lvlOverride w:ilvl="7"/>
     <w:lvlOverride w:ilvl="8"/>
-  </w:num>
-  <w:num w:numId="3" w16cid:durableId="1725325045">
-    <w:abstractNumId w:val="2"/>
   </w:num>
 </w:numbering>
 </file>
